--- a/with-guidance/07-records-info-management/RM Policy.docx
+++ b/with-guidance/07-records-info-management/RM Policy.docx
@@ -4,6 +4,15 @@
   <w:body>
     <w:p>
       <w:pPr>
+        <w:pStyle w:val="Heading1"/>
+      </w:pPr>
+      <w:r>
+        <w:t>Records Management Policy</w:t>
+      </w:r>
+    </w:p>
+    <w:p/>
+    <w:p>
+      <w:pPr>
         <w:rPr>
           <w:rFonts w:ascii="Times New Roman" w:hAnsi="Times New Roman" w:cs="Times New Roman"/>
         </w:rPr>
@@ -193,6 +202,7 @@
         <w:rPr>
           <w:rFonts w:ascii="Times New Roman" w:hAnsi="Times New Roman" w:cs="Times New Roman"/>
         </w:rPr>
+        <w:lastRenderedPageBreak/>
         <w:t>Ensure legal and regulatory compliance, including with data protection and freedom of information requests.</w:t>
       </w:r>
     </w:p>
@@ -212,7 +222,6 @@
         <w:rPr>
           <w:rFonts w:ascii="Times New Roman" w:hAnsi="Times New Roman" w:cs="Times New Roman"/>
         </w:rPr>
-        <w:lastRenderedPageBreak/>
         <w:t xml:space="preserve">Support the long-term preservation and accessibility of the Archive’s collections for future generations. </w:t>
       </w:r>
     </w:p>
@@ -427,14 +436,14 @@
               <w:rPr>
                 <w:rFonts w:ascii="Times New Roman" w:hAnsi="Times New Roman" w:cs="Times New Roman"/>
               </w:rPr>
-              <w:t xml:space="preserve">Any item, in any format, that documents an activity, decision, transaction, or event relating to the Second World War or to the administration of the Archive itself. Includes but not limited to documents, photographs, maps, diaries, signals </w:t>
+              <w:t xml:space="preserve">Any item, in any format, that documents an activity, decision, transaction, or event </w:t>
             </w:r>
             <w:r>
               <w:rPr>
                 <w:rFonts w:ascii="Times New Roman" w:hAnsi="Times New Roman" w:cs="Times New Roman"/>
               </w:rPr>
               <w:lastRenderedPageBreak/>
-              <w:t xml:space="preserve">intelligence, transcripts, oral history recordings, artifacts, and digital files. </w:t>
+              <w:t xml:space="preserve">relating to the Second World War or to the administration of the Archive itself. Includes but not limited to documents, photographs, maps, diaries, signals intelligence, transcripts, oral history recordings, artifacts, and digital files. </w:t>
             </w:r>
           </w:p>
         </w:tc>
@@ -932,6 +941,7 @@
                 <w:b/>
                 <w:bCs/>
               </w:rPr>
+              <w:lastRenderedPageBreak/>
               <w:t>Personal Data</w:t>
             </w:r>
           </w:p>
@@ -979,7 +989,6 @@
                 <w:b/>
                 <w:bCs/>
               </w:rPr>
-              <w:lastRenderedPageBreak/>
               <w:t>Digital Preservation</w:t>
             </w:r>
           </w:p>
@@ -1227,6 +1236,7 @@
           <w:b/>
           <w:bCs/>
         </w:rPr>
+        <w:lastRenderedPageBreak/>
         <w:t>3.2 Records Manager</w:t>
       </w:r>
     </w:p>
@@ -1265,7 +1275,6 @@
         <w:rPr>
           <w:rFonts w:ascii="Times New Roman" w:hAnsi="Times New Roman" w:cs="Times New Roman"/>
         </w:rPr>
-        <w:lastRenderedPageBreak/>
         <w:t>Maintains and enforces this policy, and coordinates its periodic review.</w:t>
       </w:r>
     </w:p>
@@ -1552,6 +1561,7 @@
         <w:rPr>
           <w:rFonts w:ascii="Times New Roman" w:hAnsi="Times New Roman" w:cs="Times New Roman"/>
         </w:rPr>
+        <w:lastRenderedPageBreak/>
         <w:t>Ensure that all new acquisitions are promptly reported to the Records Manager for formal accession.</w:t>
       </w:r>
     </w:p>
@@ -1573,7 +1583,6 @@
         <w:rPr>
           <w:rFonts w:ascii="Times New Roman" w:hAnsi="Times New Roman" w:cs="Times New Roman"/>
         </w:rPr>
-        <w:lastRenderedPageBreak/>
         <w:t>Notify the Records Manager immediately in the event of any loss, damage, or unauthorized access to records.</w:t>
       </w:r>
     </w:p>
@@ -1791,6 +1800,7 @@
           <w:b/>
           <w:bCs/>
         </w:rPr>
+        <w:lastRenderedPageBreak/>
         <w:t>3.6 IT and Digital Infrastructure Staff</w:t>
       </w:r>
     </w:p>
@@ -1812,7 +1822,6 @@
         <w:rPr>
           <w:rFonts w:ascii="Times New Roman" w:hAnsi="Times New Roman" w:cs="Times New Roman"/>
         </w:rPr>
-        <w:lastRenderedPageBreak/>
         <w:t xml:space="preserve">Responsible for the security, integrity, and availability of all digital systems used to store or </w:t>
       </w:r>
       <w:r>
@@ -2028,14 +2037,14 @@
         <w:rPr>
           <w:rFonts w:ascii="Times New Roman" w:hAnsi="Times New Roman" w:cs="Times New Roman"/>
         </w:rPr>
-        <w:t xml:space="preserve">Records accessible only to registered researchers who have demonstrated a legitimate scholarly, educational, or administrative purpose. These records may contain personal data relating to living individuals, names of intelligence </w:t>
+        <w:t xml:space="preserve">Records accessible only to registered researchers who have demonstrated a legitimate scholarly, educational, or administrative purpose. These </w:t>
       </w:r>
       <w:r>
         <w:rPr>
           <w:rFonts w:ascii="Times New Roman" w:hAnsi="Times New Roman" w:cs="Times New Roman"/>
         </w:rPr>
         <w:lastRenderedPageBreak/>
-        <w:t xml:space="preserve">sources or operatives, sensitive personnel records, or information subject to specific donor agreements. </w:t>
+        <w:t xml:space="preserve">records may contain personal data relating to living individuals, names of intelligence sources or operatives, sensitive personnel records, or information subject to specific donor agreements. </w:t>
       </w:r>
     </w:p>
     <w:p>
@@ -2291,7 +2300,14 @@
               <w:rPr>
                 <w:rFonts w:ascii="Times New Roman" w:hAnsi="Times New Roman" w:cs="Times New Roman"/>
               </w:rPr>
-              <w:t xml:space="preserve">Archival preservation. Core historical documentation of military operations. </w:t>
+              <w:t xml:space="preserve">Archival preservation. Core historical </w:t>
+            </w:r>
+            <w:r>
+              <w:rPr>
+                <w:rFonts w:ascii="Times New Roman" w:hAnsi="Times New Roman" w:cs="Times New Roman"/>
+              </w:rPr>
+              <w:lastRenderedPageBreak/>
+              <w:t xml:space="preserve">documentation of military operations. </w:t>
             </w:r>
           </w:p>
         </w:tc>
